--- a/OOP_Lab_1/ЛР_1_Левкин_Дмитрий_24_16.docx
+++ b/OOP_Lab_1/ЛР_1_Левкин_Дмитрий_24_16.docx
@@ -2,6 +2,525 @@
 <file path=word/document.xml><?xml version="1.0" encoding="utf-8"?>
 <w:document xmlns:wpc="http://schemas.microsoft.com/office/word/2010/wordprocessingCanvas" xmlns:cx="http://schemas.microsoft.com/office/drawing/2014/chartex" xmlns:cx1="http://schemas.microsoft.com/office/drawing/2015/9/8/chartex" xmlns:cx2="http://schemas.microsoft.com/office/drawing/2015/10/21/chartex" xmlns:cx3="http://schemas.microsoft.com/office/drawing/2016/5/9/chartex" xmlns:cx4="http://schemas.microsoft.com/office/drawing/2016/5/10/chartex" xmlns:cx5="http://schemas.microsoft.com/office/drawing/2016/5/11/chartex" xmlns:cx6="http://schemas.microsoft.com/office/drawing/2016/5/12/chartex" xmlns:cx7="http://schemas.microsoft.com/office/drawing/2016/5/13/chartex" xmlns:cx8="http://schemas.microsoft.com/office/drawing/2016/5/14/chartex" xmlns:mc="http://schemas.openxmlformats.org/markup-compatibility/2006" xmlns:aink="http://schemas.microsoft.com/office/drawing/2016/ink" xmlns:am3d="http://schemas.microsoft.com/office/drawing/2017/model3d" xmlns:o="urn:schemas-microsoft-com:office:office" xmlns:oel="http://schemas.microsoft.com/office/2019/extlst" xmlns:r="http://schemas.openxmlformats.org/officeDocument/2006/relationships" xmlns:m="http://schemas.openxmlformats.org/officeDocument/2006/math" xmlns:v="urn:schemas-microsoft-com:vml" xmlns:wp14="http://schemas.microsoft.com/office/word/2010/wordprocessingDrawing" xmlns:wp="http://schemas.openxmlformats.org/drawingml/2006/wordprocessingDrawing" xmlns:w10="urn:schemas-microsoft-com:office:word" xmlns:w="http://schemas.openxmlformats.org/wordprocessingml/2006/main" xmlns:w14="http://schemas.microsoft.com/office/word/2010/wordml" xmlns:w15="http://schemas.microsoft.com/office/word/2012/wordml" xmlns:w16cex="http://schemas.microsoft.com/office/word/2018/wordml/cex" xmlns:w16cid="http://schemas.microsoft.com/office/word/2016/wordml/cid" xmlns:w16="http://schemas.microsoft.com/office/word/2018/wordml" xmlns:w16du="http://schemas.microsoft.com/office/word/2023/wordml/word16du" xmlns:w16sdtdh="http://schemas.microsoft.com/office/word/2020/wordml/sdtdatahash" xmlns:w16sdtfl="http://schemas.microsoft.com/office/word/2024/wordml/sdtformatlock" xmlns:w16se="http://schemas.microsoft.com/office/word/2015/wordml/symex" xmlns:wpg="http://schemas.microsoft.com/office/word/2010/wordprocessingGroup" xmlns:wpi="http://schemas.microsoft.com/office/word/2010/wordprocessingInk" xmlns:wne="http://schemas.microsoft.com/office/word/2006/wordml" xmlns:wps="http://schemas.microsoft.com/office/word/2010/wordprocessingShape" mc:Ignorable="w14 w15 w16se w16cid w16 w16cex w16sdtdh w16sdtfl w16du wp14">
   <w:body>
+    <w:p>
+      <w:pPr>
+        <w:spacing w:after="0"/>
+        <w:rPr>
+          <w:rFonts w:cs="Times New Roman"/>
+          <w:szCs w:val="32"/>
+          <w:lang w:val="ru-RU" w:eastAsia="ru-RU"/>
+        </w:rPr>
+      </w:pPr>
+      <w:r>
+        <w:rPr>
+          <w:rFonts w:cs="Times New Roman"/>
+          <w:szCs w:val="32"/>
+          <w:lang w:val="ru-RU" w:eastAsia="ru-RU"/>
+        </w:rPr>
+        <w:t>Министерство науки и высшего образования Российской Федерации</w:t>
+      </w:r>
+    </w:p>
+    <w:p>
+      <w:pPr>
+        <w:spacing w:after="0"/>
+        <w:jc w:val="center"/>
+        <w:rPr>
+          <w:rFonts w:cs="Times New Roman"/>
+          <w:szCs w:val="32"/>
+          <w:lang w:val="ru-RU" w:eastAsia="ru-RU"/>
+        </w:rPr>
+      </w:pPr>
+      <w:r>
+        <w:rPr>
+          <w:rFonts w:cs="Times New Roman"/>
+          <w:szCs w:val="32"/>
+          <w:lang w:val="ru-RU" w:eastAsia="ru-RU"/>
+        </w:rPr>
+        <w:t>Федеральное государственное бюджетное образовательное учреждение</w:t>
+      </w:r>
+    </w:p>
+    <w:p>
+      <w:pPr>
+        <w:spacing w:after="0"/>
+        <w:jc w:val="center"/>
+        <w:rPr>
+          <w:rFonts w:cs="Times New Roman"/>
+          <w:szCs w:val="32"/>
+          <w:lang w:val="ru-RU" w:eastAsia="ru-RU"/>
+        </w:rPr>
+      </w:pPr>
+      <w:r>
+        <w:rPr>
+          <w:rFonts w:cs="Times New Roman"/>
+          <w:szCs w:val="32"/>
+          <w:lang w:val="ru-RU" w:eastAsia="ru-RU"/>
+        </w:rPr>
+        <w:t>высшего образования</w:t>
+      </w:r>
+    </w:p>
+    <w:p>
+      <w:pPr>
+        <w:spacing w:after="0"/>
+        <w:jc w:val="center"/>
+        <w:rPr>
+          <w:rFonts w:cs="Times New Roman"/>
+          <w:b/>
+          <w:bCs/>
+          <w:szCs w:val="32"/>
+          <w:lang w:val="ru-RU" w:eastAsia="ru-RU"/>
+        </w:rPr>
+      </w:pPr>
+      <w:r>
+        <w:rPr>
+          <w:rFonts w:cs="Times New Roman"/>
+          <w:b/>
+          <w:bCs/>
+          <w:szCs w:val="32"/>
+          <w:lang w:val="ru-RU" w:eastAsia="ru-RU"/>
+        </w:rPr>
+        <w:t>«Тверской государственный технический университет»</w:t>
+      </w:r>
+    </w:p>
+    <w:p>
+      <w:pPr>
+        <w:spacing w:after="0"/>
+        <w:jc w:val="center"/>
+        <w:rPr>
+          <w:rFonts w:cs="Times New Roman"/>
+          <w:b/>
+          <w:bCs/>
+          <w:szCs w:val="32"/>
+          <w:lang w:val="ru-RU" w:eastAsia="ru-RU"/>
+        </w:rPr>
+      </w:pPr>
+      <w:r>
+        <w:rPr>
+          <w:rFonts w:cs="Times New Roman"/>
+          <w:b/>
+          <w:bCs/>
+          <w:szCs w:val="32"/>
+          <w:lang w:val="ru-RU" w:eastAsia="ru-RU"/>
+        </w:rPr>
+        <w:t>(</w:t>
+      </w:r>
+      <w:proofErr w:type="spellStart"/>
+      <w:r>
+        <w:rPr>
+          <w:rFonts w:cs="Times New Roman"/>
+          <w:b/>
+          <w:bCs/>
+          <w:szCs w:val="32"/>
+          <w:lang w:val="ru-RU" w:eastAsia="ru-RU"/>
+        </w:rPr>
+        <w:t>ТвГТУ</w:t>
+      </w:r>
+      <w:proofErr w:type="spellEnd"/>
+      <w:r>
+        <w:rPr>
+          <w:rFonts w:cs="Times New Roman"/>
+          <w:b/>
+          <w:bCs/>
+          <w:szCs w:val="32"/>
+          <w:lang w:val="ru-RU" w:eastAsia="ru-RU"/>
+        </w:rPr>
+        <w:t>)</w:t>
+      </w:r>
+    </w:p>
+    <w:p>
+      <w:pPr>
+        <w:spacing w:after="0"/>
+        <w:jc w:val="center"/>
+        <w:rPr>
+          <w:rFonts w:cs="Times New Roman"/>
+          <w:szCs w:val="32"/>
+          <w:lang w:val="ru-RU" w:eastAsia="ru-RU"/>
+        </w:rPr>
+      </w:pPr>
+      <w:r>
+        <w:rPr>
+          <w:rFonts w:cs="Times New Roman"/>
+          <w:szCs w:val="32"/>
+          <w:lang w:val="ru-RU" w:eastAsia="ru-RU"/>
+        </w:rPr>
+        <w:t>Кафедра Программного обеспечения</w:t>
+      </w:r>
+    </w:p>
+    <w:p>
+      <w:pPr>
+        <w:spacing w:after="0"/>
+        <w:rPr>
+          <w:rFonts w:cs="Times New Roman"/>
+          <w:szCs w:val="32"/>
+          <w:lang w:val="ru-RU" w:eastAsia="ru-RU"/>
+        </w:rPr>
+      </w:pPr>
+    </w:p>
+    <w:p>
+      <w:pPr>
+        <w:spacing w:after="0"/>
+        <w:rPr>
+          <w:rFonts w:cs="Times New Roman"/>
+          <w:szCs w:val="32"/>
+          <w:lang w:val="ru-RU" w:eastAsia="ru-RU"/>
+        </w:rPr>
+      </w:pPr>
+    </w:p>
+    <w:p>
+      <w:pPr>
+        <w:spacing w:after="0"/>
+        <w:rPr>
+          <w:rFonts w:cs="Times New Roman"/>
+          <w:szCs w:val="32"/>
+          <w:lang w:val="ru-RU" w:eastAsia="ru-RU"/>
+        </w:rPr>
+      </w:pPr>
+    </w:p>
+    <w:p>
+      <w:pPr>
+        <w:spacing w:after="0"/>
+        <w:rPr>
+          <w:rFonts w:cs="Times New Roman"/>
+          <w:szCs w:val="32"/>
+          <w:lang w:val="ru-RU" w:eastAsia="ru-RU"/>
+        </w:rPr>
+      </w:pPr>
+    </w:p>
+    <w:p>
+      <w:pPr>
+        <w:spacing w:after="0"/>
+        <w:rPr>
+          <w:rFonts w:cs="Times New Roman"/>
+          <w:szCs w:val="32"/>
+          <w:lang w:val="ru-RU" w:eastAsia="ru-RU"/>
+        </w:rPr>
+      </w:pPr>
+    </w:p>
+    <w:p>
+      <w:pPr>
+        <w:spacing w:after="0"/>
+        <w:jc w:val="center"/>
+        <w:rPr>
+          <w:rFonts w:cs="Times New Roman"/>
+          <w:b/>
+          <w:bCs/>
+          <w:szCs w:val="32"/>
+          <w:lang w:val="ru-RU" w:eastAsia="ru-RU"/>
+        </w:rPr>
+      </w:pPr>
+      <w:r>
+        <w:rPr>
+          <w:rFonts w:cs="Times New Roman"/>
+          <w:b/>
+          <w:bCs/>
+          <w:szCs w:val="32"/>
+          <w:lang w:val="ru-RU" w:eastAsia="ru-RU"/>
+        </w:rPr>
+        <w:t>Лабораторная работа №1</w:t>
+      </w:r>
+    </w:p>
+    <w:p>
+      <w:pPr>
+        <w:spacing w:after="0"/>
+        <w:jc w:val="center"/>
+        <w:rPr>
+          <w:rFonts w:cs="Times New Roman"/>
+          <w:szCs w:val="32"/>
+          <w:lang w:val="ru-RU" w:eastAsia="ru-RU"/>
+        </w:rPr>
+      </w:pPr>
+      <w:r>
+        <w:rPr>
+          <w:rFonts w:cs="Times New Roman"/>
+          <w:szCs w:val="32"/>
+          <w:lang w:val="ru-RU" w:eastAsia="ru-RU"/>
+        </w:rPr>
+        <w:t>по дисциплине</w:t>
+      </w:r>
+    </w:p>
+    <w:p>
+      <w:pPr>
+        <w:spacing w:after="0"/>
+        <w:jc w:val="center"/>
+        <w:rPr>
+          <w:rFonts w:cs="Times New Roman"/>
+          <w:szCs w:val="32"/>
+          <w:lang w:val="ru-RU" w:eastAsia="ru-RU"/>
+        </w:rPr>
+      </w:pPr>
+      <w:r>
+        <w:rPr>
+          <w:rFonts w:cs="Times New Roman"/>
+          <w:szCs w:val="32"/>
+          <w:lang w:val="ru-RU" w:eastAsia="ru-RU"/>
+        </w:rPr>
+        <w:t>«</w:t>
+      </w:r>
+      <w:r>
+        <w:rPr>
+          <w:szCs w:val="24"/>
+          <w:lang w:val="ru-RU"/>
+        </w:rPr>
+        <w:t>ООП</w:t>
+      </w:r>
+      <w:r>
+        <w:rPr>
+          <w:rFonts w:cs="Times New Roman"/>
+          <w:szCs w:val="32"/>
+          <w:lang w:val="ru-RU" w:eastAsia="ru-RU"/>
+        </w:rPr>
+        <w:t>»</w:t>
+      </w:r>
+    </w:p>
+    <w:p>
+      <w:pPr>
+        <w:spacing w:after="0"/>
+        <w:ind w:firstLine="0"/>
+        <w:rPr>
+          <w:szCs w:val="24"/>
+          <w:lang w:val="ru-RU"/>
+        </w:rPr>
+      </w:pPr>
+    </w:p>
+    <w:p>
+      <w:pPr>
+        <w:spacing w:after="0"/>
+        <w:ind w:firstLine="0"/>
+        <w:rPr>
+          <w:szCs w:val="24"/>
+          <w:lang w:val="ru-RU"/>
+        </w:rPr>
+      </w:pPr>
+    </w:p>
+    <w:p>
+      <w:pPr>
+        <w:spacing w:after="0"/>
+        <w:ind w:firstLine="0"/>
+        <w:rPr>
+          <w:szCs w:val="24"/>
+          <w:lang w:val="ru-RU"/>
+        </w:rPr>
+      </w:pPr>
+    </w:p>
+    <w:p>
+      <w:pPr>
+        <w:spacing w:after="0"/>
+        <w:ind w:firstLine="0"/>
+        <w:rPr>
+          <w:szCs w:val="24"/>
+          <w:lang w:val="ru-RU"/>
+        </w:rPr>
+      </w:pPr>
+    </w:p>
+    <w:p>
+      <w:pPr>
+        <w:spacing w:after="0"/>
+        <w:jc w:val="right"/>
+        <w:rPr>
+          <w:rFonts w:cs="Times New Roman"/>
+          <w:szCs w:val="32"/>
+          <w:lang w:val="ru-RU" w:eastAsia="ru-RU"/>
+        </w:rPr>
+      </w:pPr>
+      <w:r>
+        <w:rPr>
+          <w:rFonts w:cs="Times New Roman"/>
+          <w:szCs w:val="32"/>
+          <w:lang w:val="ru-RU" w:eastAsia="ru-RU"/>
+        </w:rPr>
+        <w:t>Выполнил:</w:t>
+      </w:r>
+    </w:p>
+    <w:p>
+      <w:pPr>
+        <w:spacing w:after="0"/>
+        <w:jc w:val="right"/>
+        <w:rPr>
+          <w:rFonts w:cs="Times New Roman"/>
+          <w:szCs w:val="32"/>
+          <w:lang w:val="ru-RU" w:eastAsia="ru-RU"/>
+        </w:rPr>
+      </w:pPr>
+      <w:r>
+        <w:rPr>
+          <w:rFonts w:cs="Times New Roman"/>
+          <w:szCs w:val="32"/>
+          <w:lang w:val="ru-RU" w:eastAsia="ru-RU"/>
+        </w:rPr>
+        <w:t>Студент 2 курса</w:t>
+      </w:r>
+    </w:p>
+    <w:p>
+      <w:pPr>
+        <w:spacing w:after="0"/>
+        <w:jc w:val="right"/>
+        <w:rPr>
+          <w:rFonts w:cs="Times New Roman"/>
+          <w:b/>
+          <w:bCs/>
+          <w:szCs w:val="32"/>
+          <w:lang w:val="ru-RU" w:eastAsia="ru-RU"/>
+        </w:rPr>
+      </w:pPr>
+      <w:r>
+        <w:rPr>
+          <w:rFonts w:cs="Times New Roman"/>
+          <w:szCs w:val="32"/>
+          <w:lang w:val="ru-RU" w:eastAsia="ru-RU"/>
+        </w:rPr>
+        <w:t>Группы</w:t>
+      </w:r>
+      <w:r>
+        <w:rPr>
+          <w:rFonts w:cs="Times New Roman"/>
+          <w:b/>
+          <w:bCs/>
+          <w:szCs w:val="32"/>
+          <w:lang w:val="ru-RU" w:eastAsia="ru-RU"/>
+        </w:rPr>
+        <w:t xml:space="preserve"> </w:t>
+      </w:r>
+      <w:r>
+        <w:rPr>
+          <w:rFonts w:cs="Times New Roman"/>
+          <w:szCs w:val="32"/>
+          <w:lang w:val="ru-RU" w:eastAsia="ru-RU"/>
+        </w:rPr>
+        <w:t>Б.ПИН.ИИ.24.16</w:t>
+      </w:r>
+    </w:p>
+    <w:p>
+      <w:pPr>
+        <w:spacing w:after="0"/>
+        <w:jc w:val="right"/>
+        <w:rPr>
+          <w:rFonts w:cs="Times New Roman"/>
+          <w:szCs w:val="32"/>
+          <w:lang w:val="ru-RU" w:eastAsia="ru-RU"/>
+        </w:rPr>
+      </w:pPr>
+      <w:r>
+        <w:rPr>
+          <w:rFonts w:cs="Times New Roman"/>
+          <w:szCs w:val="32"/>
+          <w:lang w:val="ru-RU" w:eastAsia="ru-RU"/>
+        </w:rPr>
+        <w:t>Левкин Д.А</w:t>
+      </w:r>
+    </w:p>
+    <w:p>
+      <w:pPr>
+        <w:spacing w:after="0"/>
+        <w:jc w:val="center"/>
+        <w:rPr>
+          <w:szCs w:val="24"/>
+          <w:lang w:val="ru-RU"/>
+        </w:rPr>
+      </w:pPr>
+    </w:p>
+    <w:p>
+      <w:pPr>
+        <w:spacing w:after="0"/>
+        <w:rPr>
+          <w:szCs w:val="24"/>
+          <w:lang w:val="ru-RU"/>
+        </w:rPr>
+      </w:pPr>
+    </w:p>
+    <w:p>
+      <w:pPr>
+        <w:spacing w:after="0"/>
+        <w:rPr>
+          <w:szCs w:val="24"/>
+          <w:lang w:val="ru-RU"/>
+        </w:rPr>
+      </w:pPr>
+    </w:p>
+    <w:p>
+      <w:pPr>
+        <w:spacing w:after="0"/>
+        <w:rPr>
+          <w:szCs w:val="24"/>
+          <w:lang w:val="ru-RU"/>
+        </w:rPr>
+      </w:pPr>
+    </w:p>
+    <w:p>
+      <w:pPr>
+        <w:spacing w:after="0"/>
+        <w:rPr>
+          <w:szCs w:val="24"/>
+          <w:lang w:val="ru-RU"/>
+        </w:rPr>
+      </w:pPr>
+    </w:p>
+    <w:p>
+      <w:pPr>
+        <w:spacing w:after="0"/>
+        <w:jc w:val="center"/>
+        <w:rPr>
+          <w:rFonts w:cs="Times New Roman"/>
+          <w:szCs w:val="32"/>
+          <w:lang w:val="ru-RU" w:eastAsia="ru-RU"/>
+        </w:rPr>
+      </w:pPr>
+      <w:r>
+        <w:rPr>
+          <w:rFonts w:cs="Times New Roman"/>
+          <w:szCs w:val="32"/>
+          <w:lang w:val="ru-RU" w:eastAsia="ru-RU"/>
+        </w:rPr>
+        <w:t xml:space="preserve">Тверь, </w:t>
+      </w:r>
+      <w:r>
+        <w:rPr>
+          <w:rFonts w:cs="Times New Roman"/>
+          <w:szCs w:val="32"/>
+          <w:lang w:eastAsia="ru-RU"/>
+        </w:rPr>
+        <w:fldChar w:fldCharType="begin"/>
+      </w:r>
+      <w:r>
+        <w:rPr>
+          <w:rFonts w:cs="Times New Roman"/>
+          <w:szCs w:val="32"/>
+          <w:lang w:eastAsia="ru-RU"/>
+        </w:rPr>
+        <w:instrText xml:space="preserve"> TIME \@ "yyyy" </w:instrText>
+      </w:r>
+      <w:r>
+        <w:rPr>
+          <w:rFonts w:cs="Times New Roman"/>
+          <w:szCs w:val="32"/>
+          <w:lang w:eastAsia="ru-RU"/>
+        </w:rPr>
+        <w:fldChar w:fldCharType="separate"/>
+      </w:r>
+      <w:r>
+        <w:rPr>
+          <w:rFonts w:cs="Times New Roman"/>
+          <w:noProof/>
+          <w:szCs w:val="32"/>
+          <w:lang w:eastAsia="ru-RU"/>
+        </w:rPr>
+        <w:t>2026</w:t>
+      </w:r>
+      <w:r>
+        <w:rPr>
+          <w:rFonts w:cs="Times New Roman"/>
+          <w:szCs w:val="32"/>
+          <w:lang w:eastAsia="ru-RU"/>
+        </w:rPr>
+        <w:fldChar w:fldCharType="end"/>
+      </w:r>
+      <w:r>
+        <w:rPr>
+          <w:rFonts w:cs="Times New Roman"/>
+          <w:szCs w:val="32"/>
+          <w:lang w:val="ru-RU" w:eastAsia="ru-RU"/>
+        </w:rPr>
+        <w:t xml:space="preserve"> г.</w:t>
+      </w:r>
+    </w:p>
     <w:p>
       <w:pPr>
         <w:ind w:firstLine="0"/>
@@ -292,7 +811,7 @@
           <w:szCs w:val="24"/>
           <w:lang w:val="ru-RU"/>
         </w:rPr>
-        <w:t xml:space="preserve">2. </w:t>
+        <w:t>2. Разница в создании визуальных моделей в ветках (</w:t>
       </w:r>
       <w:r>
         <w:rPr>
@@ -300,9 +819,8 @@
           <w:bCs/>
           <w:sz w:val="32"/>
           <w:szCs w:val="24"/>
-          <w:lang w:val="ru-RU"/>
-        </w:rPr>
-        <w:t>Разница в создании визуальных моделей в ветках (</w:t>
+        </w:rPr>
+        <w:t>a</w:t>
       </w:r>
       <w:r>
         <w:rPr>
@@ -310,8 +828,9 @@
           <w:bCs/>
           <w:sz w:val="32"/>
           <w:szCs w:val="24"/>
-        </w:rPr>
-        <w:t>a</w:t>
+          <w:lang w:val="ru-RU"/>
+        </w:rPr>
+        <w:t xml:space="preserve">, </w:t>
       </w:r>
       <w:r>
         <w:rPr>
@@ -319,9 +838,8 @@
           <w:bCs/>
           <w:sz w:val="32"/>
           <w:szCs w:val="24"/>
-          <w:lang w:val="ru-RU"/>
-        </w:rPr>
-        <w:t xml:space="preserve">, </w:t>
+        </w:rPr>
+        <w:t>b</w:t>
       </w:r>
       <w:r>
         <w:rPr>
@@ -329,10 +847,393 @@
           <w:bCs/>
           <w:sz w:val="32"/>
           <w:szCs w:val="24"/>
-        </w:rPr>
-        <w:t>b</w:t>
-      </w:r>
-      <w:r>
+          <w:lang w:val="ru-RU"/>
+        </w:rPr>
+        <w:t>)</w:t>
+      </w:r>
+    </w:p>
+    <w:p>
+      <w:pPr>
+        <w:jc w:val="center"/>
+        <w:rPr>
+          <w:b/>
+          <w:bCs/>
+          <w:lang w:val="ru-RU"/>
+        </w:rPr>
+      </w:pPr>
+      <w:r>
+        <w:rPr>
+          <w:b/>
+          <w:bCs/>
+          <w:lang w:val="ru-RU"/>
+        </w:rPr>
+        <w:t xml:space="preserve">2.1 Ветка </w:t>
+      </w:r>
+      <w:r>
+        <w:rPr>
+          <w:b/>
+          <w:bCs/>
+        </w:rPr>
+        <w:t>main</w:t>
+      </w:r>
+      <w:r>
+        <w:rPr>
+          <w:b/>
+          <w:bCs/>
+          <w:lang w:val="ru-RU"/>
+        </w:rPr>
+        <w:t xml:space="preserve"> (без вспомогательных библиотек)</w:t>
+      </w:r>
+    </w:p>
+    <w:p>
+      <w:pPr>
+        <w:rPr>
+          <w:lang w:val="ru-RU"/>
+        </w:rPr>
+      </w:pPr>
+      <w:r>
+        <w:rPr>
+          <w:lang w:val="ru-RU"/>
+        </w:rPr>
+        <w:t xml:space="preserve">В ветке </w:t>
+      </w:r>
+      <w:r>
+        <w:t>main</w:t>
+      </w:r>
+      <w:r>
+        <w:rPr>
+          <w:lang w:val="ru-RU"/>
+        </w:rPr>
+        <w:t xml:space="preserve"> визуальные модели реализованы вручную. Базовый класс </w:t>
+      </w:r>
+      <w:proofErr w:type="spellStart"/>
+      <w:r>
+        <w:t>BaseViewModel</w:t>
+      </w:r>
+      <w:proofErr w:type="spellEnd"/>
+      <w:r>
+        <w:rPr>
+          <w:lang w:val="ru-RU"/>
+        </w:rPr>
+        <w:t xml:space="preserve"> наследует </w:t>
+      </w:r>
+      <w:proofErr w:type="spellStart"/>
+      <w:r>
+        <w:t>INotifyPropertyChanged</w:t>
+      </w:r>
+      <w:proofErr w:type="spellEnd"/>
+      <w:r>
+        <w:rPr>
+          <w:lang w:val="ru-RU"/>
+        </w:rPr>
+        <w:t xml:space="preserve"> и реализует метод </w:t>
+      </w:r>
+      <w:proofErr w:type="spellStart"/>
+      <w:r>
+        <w:t>OnPropertyChanged</w:t>
+      </w:r>
+      <w:proofErr w:type="spellEnd"/>
+      <w:r>
+        <w:rPr>
+          <w:lang w:val="ru-RU"/>
+        </w:rPr>
+        <w:t xml:space="preserve"> и вспомогательный метод </w:t>
+      </w:r>
+      <w:proofErr w:type="spellStart"/>
+      <w:r>
+        <w:t>SetProperty</w:t>
+      </w:r>
+      <w:proofErr w:type="spellEnd"/>
+      <w:r>
+        <w:rPr>
+          <w:lang w:val="ru-RU"/>
+        </w:rPr>
+        <w:t>&lt;</w:t>
+      </w:r>
+      <w:r>
+        <w:t>T</w:t>
+      </w:r>
+      <w:r>
+        <w:rPr>
+          <w:lang w:val="ru-RU"/>
+        </w:rPr>
+        <w:t>&gt; с атрибутом [</w:t>
+      </w:r>
+      <w:proofErr w:type="spellStart"/>
+      <w:r>
+        <w:t>CallerMemberName</w:t>
+      </w:r>
+      <w:proofErr w:type="spellEnd"/>
+      <w:r>
+        <w:rPr>
+          <w:lang w:val="ru-RU"/>
+        </w:rPr>
+        <w:t xml:space="preserve">] для уведомления представления об изменении свойств. Каждое свойство в </w:t>
+      </w:r>
+      <w:proofErr w:type="spellStart"/>
+      <w:r>
+        <w:t>ViewModel</w:t>
+      </w:r>
+      <w:proofErr w:type="spellEnd"/>
+      <w:r>
+        <w:rPr>
+          <w:lang w:val="ru-RU"/>
+        </w:rPr>
+        <w:t xml:space="preserve"> объявляется с приватным полем, в сеттере вызывается </w:t>
+      </w:r>
+      <w:proofErr w:type="spellStart"/>
+      <w:r>
+        <w:t>SetProperty</w:t>
+      </w:r>
+      <w:proofErr w:type="spellEnd"/>
+      <w:r>
+        <w:rPr>
+          <w:lang w:val="ru-RU"/>
+        </w:rPr>
+        <w:t>(</w:t>
+      </w:r>
+      <w:r>
+        <w:t>ref</w:t>
+      </w:r>
+      <w:r>
+        <w:rPr>
+          <w:lang w:val="ru-RU"/>
+        </w:rPr>
+        <w:t xml:space="preserve"> </w:t>
+      </w:r>
+      <w:r>
+        <w:t>field</w:t>
+      </w:r>
+      <w:r>
+        <w:rPr>
+          <w:lang w:val="ru-RU"/>
+        </w:rPr>
+        <w:t xml:space="preserve">, </w:t>
+      </w:r>
+      <w:r>
+        <w:t>value</w:t>
+      </w:r>
+      <w:r>
+        <w:rPr>
+          <w:lang w:val="ru-RU"/>
+        </w:rPr>
+        <w:t>). Конструкторы представлений (</w:t>
+      </w:r>
+      <w:r>
+        <w:t>Views</w:t>
+      </w:r>
+      <w:r>
+        <w:rPr>
+          <w:lang w:val="ru-RU"/>
+        </w:rPr>
+        <w:t xml:space="preserve">) в </w:t>
+      </w:r>
+      <w:r>
+        <w:t>code</w:t>
+      </w:r>
+      <w:r>
+        <w:rPr>
+          <w:lang w:val="ru-RU"/>
+        </w:rPr>
+        <w:t>-</w:t>
+      </w:r>
+      <w:r>
+        <w:t>behind</w:t>
+      </w:r>
+      <w:r>
+        <w:rPr>
+          <w:lang w:val="ru-RU"/>
+        </w:rPr>
+        <w:t xml:space="preserve"> создают экземпляр соответствующего </w:t>
+      </w:r>
+      <w:proofErr w:type="spellStart"/>
+      <w:r>
+        <w:t>ViewModel</w:t>
+      </w:r>
+      <w:proofErr w:type="spellEnd"/>
+      <w:r>
+        <w:rPr>
+          <w:lang w:val="ru-RU"/>
+        </w:rPr>
+        <w:t xml:space="preserve"> и присваивают его в </w:t>
+      </w:r>
+      <w:proofErr w:type="spellStart"/>
+      <w:r>
+        <w:t>DataContext</w:t>
+      </w:r>
+      <w:proofErr w:type="spellEnd"/>
+      <w:r>
+        <w:rPr>
+          <w:lang w:val="ru-RU"/>
+        </w:rPr>
+        <w:t>.</w:t>
+      </w:r>
+    </w:p>
+    <w:p>
+      <w:pPr>
+        <w:jc w:val="center"/>
+        <w:rPr>
+          <w:b/>
+          <w:bCs/>
+        </w:rPr>
+      </w:pPr>
+      <w:r>
+        <w:rPr>
+          <w:b/>
+          <w:bCs/>
+        </w:rPr>
+        <w:t xml:space="preserve">2.2 </w:t>
+      </w:r>
+      <w:proofErr w:type="spellStart"/>
+      <w:r>
+        <w:rPr>
+          <w:b/>
+          <w:bCs/>
+        </w:rPr>
+        <w:t>Ветка</w:t>
+      </w:r>
+      <w:proofErr w:type="spellEnd"/>
+      <w:r>
+        <w:rPr>
+          <w:b/>
+          <w:bCs/>
+        </w:rPr>
+        <w:t xml:space="preserve"> community-toolkit (</w:t>
+      </w:r>
+      <w:proofErr w:type="spellStart"/>
+      <w:r>
+        <w:rPr>
+          <w:b/>
+          <w:bCs/>
+        </w:rPr>
+        <w:t>CommunityToolkit.Mvvm</w:t>
+      </w:r>
+      <w:proofErr w:type="spellEnd"/>
+      <w:r>
+        <w:rPr>
+          <w:b/>
+          <w:bCs/>
+        </w:rPr>
+        <w:t>)</w:t>
+      </w:r>
+    </w:p>
+    <w:p>
+      <w:pPr>
+        <w:rPr>
+          <w:lang w:val="ru-RU"/>
+        </w:rPr>
+      </w:pPr>
+      <w:r>
+        <w:t xml:space="preserve">В ветке community-toolkit используется пакет NuGet CommunityToolkit.Mvvm. ViewModel-классы наследуют ObservableObject (или </w:t>
+      </w:r>
+      <w:r>
+        <w:lastRenderedPageBreak/>
+        <w:t xml:space="preserve">используют частичные классы с source generators). </w:t>
+      </w:r>
+      <w:r>
+        <w:rPr>
+          <w:lang w:val="ru-RU"/>
+        </w:rPr>
+        <w:t>Свойства помечаются атрибутом [</w:t>
+      </w:r>
+      <w:proofErr w:type="spellStart"/>
+      <w:r>
+        <w:t>ObservableProperty</w:t>
+      </w:r>
+      <w:proofErr w:type="spellEnd"/>
+      <w:r>
+        <w:rPr>
+          <w:lang w:val="ru-RU"/>
+        </w:rPr>
+        <w:t>], что автоматически генерирует свойство с уведомлением об изменении; команды можно реализовывать через [</w:t>
+      </w:r>
+      <w:proofErr w:type="spellStart"/>
+      <w:r>
+        <w:t>RelayCommand</w:t>
+      </w:r>
+      <w:proofErr w:type="spellEnd"/>
+      <w:r>
+        <w:rPr>
+          <w:lang w:val="ru-RU"/>
+        </w:rPr>
+        <w:t xml:space="preserve">]. Это сокращает </w:t>
+      </w:r>
+      <w:r>
+        <w:t>boilerplate</w:t>
+      </w:r>
+      <w:r>
+        <w:rPr>
+          <w:lang w:val="ru-RU"/>
+        </w:rPr>
+        <w:t xml:space="preserve">-код и уменьшает вероятность ошибок. Сравнение: в ветке </w:t>
+      </w:r>
+      <w:r>
+        <w:t>main</w:t>
+      </w:r>
+      <w:r>
+        <w:rPr>
+          <w:lang w:val="ru-RU"/>
+        </w:rPr>
+        <w:t xml:space="preserve"> — явная реализация </w:t>
+      </w:r>
+      <w:proofErr w:type="spellStart"/>
+      <w:r>
+        <w:t>INotifyPropertyChanged</w:t>
+      </w:r>
+      <w:proofErr w:type="spellEnd"/>
+      <w:r>
+        <w:rPr>
+          <w:lang w:val="ru-RU"/>
+        </w:rPr>
+        <w:t xml:space="preserve"> и </w:t>
+      </w:r>
+      <w:proofErr w:type="spellStart"/>
+      <w:r>
+        <w:t>SetProperty</w:t>
+      </w:r>
+      <w:proofErr w:type="spellEnd"/>
+      <w:r>
+        <w:rPr>
+          <w:lang w:val="ru-RU"/>
+        </w:rPr>
+        <w:t xml:space="preserve"> в каждом классе; в ветке </w:t>
+      </w:r>
+      <w:r>
+        <w:t>community</w:t>
+      </w:r>
+      <w:r>
+        <w:rPr>
+          <w:lang w:val="ru-RU"/>
+        </w:rPr>
+        <w:t>-</w:t>
+      </w:r>
+      <w:r>
+        <w:t>toolkit</w:t>
+      </w:r>
+      <w:r>
+        <w:rPr>
+          <w:lang w:val="ru-RU"/>
+        </w:rPr>
+        <w:t xml:space="preserve"> — декларативное описание свойств и команд с </w:t>
+      </w:r>
+      <w:proofErr w:type="spellStart"/>
+      <w:r>
+        <w:rPr>
+          <w:lang w:val="ru-RU"/>
+        </w:rPr>
+        <w:t>автогенерацией</w:t>
+      </w:r>
+      <w:proofErr w:type="spellEnd"/>
+      <w:r>
+        <w:rPr>
+          <w:lang w:val="ru-RU"/>
+        </w:rPr>
+        <w:t xml:space="preserve"> кода.</w:t>
+      </w:r>
+    </w:p>
+    <w:p>
+      <w:pPr>
+        <w:jc w:val="center"/>
         <w:rPr>
           <w:b/>
           <w:bCs/>
@@ -340,391 +1241,8 @@
           <w:szCs w:val="24"/>
           <w:lang w:val="ru-RU"/>
         </w:rPr>
-        <w:t>)</w:t>
-      </w:r>
-    </w:p>
-    <w:p>
-      <w:pPr>
-        <w:jc w:val="center"/>
-        <w:rPr>
-          <w:b/>
-          <w:bCs/>
-          <w:lang w:val="ru-RU"/>
-        </w:rPr>
-      </w:pPr>
-      <w:r>
-        <w:rPr>
-          <w:b/>
-          <w:bCs/>
-          <w:lang w:val="ru-RU"/>
-        </w:rPr>
-        <w:t xml:space="preserve">2.1 Ветка </w:t>
-      </w:r>
-      <w:r>
-        <w:rPr>
-          <w:b/>
-          <w:bCs/>
-        </w:rPr>
-        <w:t>main</w:t>
-      </w:r>
-      <w:r>
-        <w:rPr>
-          <w:b/>
-          <w:bCs/>
-          <w:lang w:val="ru-RU"/>
-        </w:rPr>
-        <w:t xml:space="preserve"> (без вспомогательных библиотек)</w:t>
-      </w:r>
-    </w:p>
-    <w:p>
-      <w:pPr>
-        <w:rPr>
-          <w:lang w:val="ru-RU"/>
-        </w:rPr>
-      </w:pPr>
-      <w:r>
-        <w:rPr>
-          <w:lang w:val="ru-RU"/>
-        </w:rPr>
-        <w:t xml:space="preserve">В ветке </w:t>
-      </w:r>
-      <w:r>
-        <w:t>main</w:t>
-      </w:r>
-      <w:r>
-        <w:rPr>
-          <w:lang w:val="ru-RU"/>
-        </w:rPr>
-        <w:t xml:space="preserve"> визуальные модели реализованы вручную. Базовый класс </w:t>
-      </w:r>
-      <w:proofErr w:type="spellStart"/>
-      <w:r>
-        <w:t>BaseViewModel</w:t>
-      </w:r>
-      <w:proofErr w:type="spellEnd"/>
-      <w:r>
-        <w:rPr>
-          <w:lang w:val="ru-RU"/>
-        </w:rPr>
-        <w:t xml:space="preserve"> наследует </w:t>
-      </w:r>
-      <w:proofErr w:type="spellStart"/>
-      <w:r>
-        <w:t>INotifyPropertyChanged</w:t>
-      </w:r>
-      <w:proofErr w:type="spellEnd"/>
-      <w:r>
-        <w:rPr>
-          <w:lang w:val="ru-RU"/>
-        </w:rPr>
-        <w:t xml:space="preserve"> и реализует метод </w:t>
-      </w:r>
-      <w:proofErr w:type="spellStart"/>
-      <w:r>
-        <w:t>OnPropertyChanged</w:t>
-      </w:r>
-      <w:proofErr w:type="spellEnd"/>
-      <w:r>
-        <w:rPr>
-          <w:lang w:val="ru-RU"/>
-        </w:rPr>
-        <w:t xml:space="preserve"> и вспомогательный метод </w:t>
-      </w:r>
-      <w:proofErr w:type="spellStart"/>
-      <w:r>
-        <w:t>SetProperty</w:t>
-      </w:r>
-      <w:proofErr w:type="spellEnd"/>
-      <w:r>
-        <w:rPr>
-          <w:lang w:val="ru-RU"/>
-        </w:rPr>
-        <w:t>&lt;</w:t>
-      </w:r>
-      <w:r>
-        <w:t>T</w:t>
-      </w:r>
-      <w:r>
-        <w:rPr>
-          <w:lang w:val="ru-RU"/>
-        </w:rPr>
-        <w:t>&gt; с атрибутом [</w:t>
-      </w:r>
-      <w:proofErr w:type="spellStart"/>
-      <w:r>
-        <w:t>CallerMemberName</w:t>
-      </w:r>
-      <w:proofErr w:type="spellEnd"/>
-      <w:r>
-        <w:rPr>
-          <w:lang w:val="ru-RU"/>
-        </w:rPr>
-        <w:t xml:space="preserve">] для уведомления представления об изменении свойств. Каждое свойство в </w:t>
-      </w:r>
-      <w:proofErr w:type="spellStart"/>
-      <w:r>
-        <w:t>ViewModel</w:t>
-      </w:r>
-      <w:proofErr w:type="spellEnd"/>
-      <w:r>
-        <w:rPr>
-          <w:lang w:val="ru-RU"/>
-        </w:rPr>
-        <w:t xml:space="preserve"> объявляется с приватным полем, в сеттере вызывается </w:t>
-      </w:r>
-      <w:proofErr w:type="spellStart"/>
-      <w:r>
-        <w:t>SetProperty</w:t>
-      </w:r>
-      <w:proofErr w:type="spellEnd"/>
-      <w:r>
-        <w:rPr>
-          <w:lang w:val="ru-RU"/>
-        </w:rPr>
-        <w:t>(</w:t>
-      </w:r>
-      <w:r>
-        <w:t>ref</w:t>
-      </w:r>
-      <w:r>
-        <w:rPr>
-          <w:lang w:val="ru-RU"/>
-        </w:rPr>
-        <w:t xml:space="preserve"> </w:t>
-      </w:r>
-      <w:r>
-        <w:t>field</w:t>
-      </w:r>
-      <w:r>
-        <w:rPr>
-          <w:lang w:val="ru-RU"/>
-        </w:rPr>
-        <w:t xml:space="preserve">, </w:t>
-      </w:r>
-      <w:r>
-        <w:t>value</w:t>
-      </w:r>
-      <w:r>
-        <w:rPr>
-          <w:lang w:val="ru-RU"/>
-        </w:rPr>
-        <w:t>). Конструкторы представлений (</w:t>
-      </w:r>
-      <w:r>
-        <w:t>Views</w:t>
-      </w:r>
-      <w:r>
-        <w:rPr>
-          <w:lang w:val="ru-RU"/>
-        </w:rPr>
-        <w:t xml:space="preserve">) в </w:t>
-      </w:r>
-      <w:r>
-        <w:t>code</w:t>
-      </w:r>
-      <w:r>
-        <w:rPr>
-          <w:lang w:val="ru-RU"/>
-        </w:rPr>
-        <w:t>-</w:t>
-      </w:r>
-      <w:r>
-        <w:t>behind</w:t>
-      </w:r>
-      <w:r>
-        <w:rPr>
-          <w:lang w:val="ru-RU"/>
-        </w:rPr>
-        <w:t xml:space="preserve"> создают экземпляр соответствующего </w:t>
-      </w:r>
-      <w:proofErr w:type="spellStart"/>
-      <w:r>
-        <w:t>ViewModel</w:t>
-      </w:r>
-      <w:proofErr w:type="spellEnd"/>
-      <w:r>
-        <w:rPr>
-          <w:lang w:val="ru-RU"/>
-        </w:rPr>
-        <w:t xml:space="preserve"> и присваивают его в </w:t>
-      </w:r>
-      <w:proofErr w:type="spellStart"/>
-      <w:r>
-        <w:t>DataContext</w:t>
-      </w:r>
-      <w:proofErr w:type="spellEnd"/>
-      <w:r>
-        <w:rPr>
-          <w:lang w:val="ru-RU"/>
-        </w:rPr>
-        <w:t>.</w:t>
-      </w:r>
-    </w:p>
-    <w:p>
-      <w:pPr>
-        <w:jc w:val="center"/>
-        <w:rPr>
-          <w:b/>
-          <w:bCs/>
-        </w:rPr>
-      </w:pPr>
-      <w:r>
-        <w:rPr>
-          <w:b/>
-          <w:bCs/>
-        </w:rPr>
-        <w:t xml:space="preserve">2.2 </w:t>
-      </w:r>
-      <w:proofErr w:type="spellStart"/>
-      <w:r>
-        <w:rPr>
-          <w:b/>
-          <w:bCs/>
-        </w:rPr>
-        <w:t>Ветка</w:t>
-      </w:r>
-      <w:proofErr w:type="spellEnd"/>
-      <w:r>
-        <w:rPr>
-          <w:b/>
-          <w:bCs/>
-        </w:rPr>
-        <w:t xml:space="preserve"> community-toolkit (</w:t>
-      </w:r>
-      <w:proofErr w:type="spellStart"/>
-      <w:r>
-        <w:rPr>
-          <w:b/>
-          <w:bCs/>
-        </w:rPr>
-        <w:t>CommunityToolkit.Mvvm</w:t>
-      </w:r>
-      <w:proofErr w:type="spellEnd"/>
-      <w:r>
-        <w:rPr>
-          <w:b/>
-          <w:bCs/>
-        </w:rPr>
-        <w:t>)</w:t>
-      </w:r>
-    </w:p>
-    <w:p>
-      <w:pPr>
-        <w:rPr>
-          <w:lang w:val="ru-RU"/>
-        </w:rPr>
-      </w:pPr>
-      <w:r>
-        <w:t xml:space="preserve">В ветке community-toolkit используется пакет NuGet CommunityToolkit.Mvvm. ViewModel-классы наследуют ObservableObject (или </w:t>
-      </w:r>
-      <w:r>
-        <w:lastRenderedPageBreak/>
-        <w:t xml:space="preserve">используют частичные классы с source generators). </w:t>
-      </w:r>
-      <w:r>
-        <w:rPr>
-          <w:lang w:val="ru-RU"/>
-        </w:rPr>
-        <w:t>Свойства помечаются атрибутом [</w:t>
-      </w:r>
-      <w:proofErr w:type="spellStart"/>
-      <w:r>
-        <w:t>ObservableProperty</w:t>
-      </w:r>
-      <w:proofErr w:type="spellEnd"/>
-      <w:r>
-        <w:rPr>
-          <w:lang w:val="ru-RU"/>
-        </w:rPr>
-        <w:t>], что автоматически генерирует свойство с уведомлением об изменении; команды можно реализовывать через [</w:t>
-      </w:r>
-      <w:proofErr w:type="spellStart"/>
-      <w:r>
-        <w:t>RelayCommand</w:t>
-      </w:r>
-      <w:proofErr w:type="spellEnd"/>
-      <w:r>
-        <w:rPr>
-          <w:lang w:val="ru-RU"/>
-        </w:rPr>
-        <w:t xml:space="preserve">]. Это сокращает </w:t>
-      </w:r>
-      <w:r>
-        <w:t>boilerplate</w:t>
-      </w:r>
-      <w:r>
-        <w:rPr>
-          <w:lang w:val="ru-RU"/>
-        </w:rPr>
-        <w:t xml:space="preserve">-код и уменьшает вероятность ошибок. Сравнение: в ветке </w:t>
-      </w:r>
-      <w:r>
-        <w:t>main</w:t>
-      </w:r>
-      <w:r>
-        <w:rPr>
-          <w:lang w:val="ru-RU"/>
-        </w:rPr>
-        <w:t xml:space="preserve"> — явная реализация </w:t>
-      </w:r>
-      <w:proofErr w:type="spellStart"/>
-      <w:r>
-        <w:t>INotifyPropertyChanged</w:t>
-      </w:r>
-      <w:proofErr w:type="spellEnd"/>
-      <w:r>
-        <w:rPr>
-          <w:lang w:val="ru-RU"/>
-        </w:rPr>
-        <w:t xml:space="preserve"> и </w:t>
-      </w:r>
-      <w:proofErr w:type="spellStart"/>
-      <w:r>
-        <w:t>SetProperty</w:t>
-      </w:r>
-      <w:proofErr w:type="spellEnd"/>
-      <w:r>
-        <w:rPr>
-          <w:lang w:val="ru-RU"/>
-        </w:rPr>
-        <w:t xml:space="preserve"> в каждом классе; в ветке </w:t>
-      </w:r>
-      <w:r>
-        <w:t>community</w:t>
-      </w:r>
-      <w:r>
-        <w:rPr>
-          <w:lang w:val="ru-RU"/>
-        </w:rPr>
-        <w:t>-</w:t>
-      </w:r>
-      <w:r>
-        <w:t>toolkit</w:t>
-      </w:r>
-      <w:r>
-        <w:rPr>
-          <w:lang w:val="ru-RU"/>
-        </w:rPr>
-        <w:t xml:space="preserve"> — декларативное описание свойств и команд с </w:t>
-      </w:r>
-      <w:proofErr w:type="spellStart"/>
-      <w:r>
-        <w:rPr>
-          <w:lang w:val="ru-RU"/>
-        </w:rPr>
-        <w:t>автогенерацией</w:t>
-      </w:r>
-      <w:proofErr w:type="spellEnd"/>
-      <w:r>
-        <w:rPr>
-          <w:lang w:val="ru-RU"/>
-        </w:rPr>
-        <w:t xml:space="preserve"> кода.</w:t>
-      </w:r>
-    </w:p>
-    <w:p>
-      <w:pPr>
-        <w:jc w:val="center"/>
+      </w:pPr>
+      <w:r>
         <w:rPr>
           <w:b/>
           <w:bCs/>
@@ -732,7 +1250,8 @@
           <w:szCs w:val="24"/>
           <w:lang w:val="ru-RU"/>
         </w:rPr>
-      </w:pPr>
+        <w:t>3</w:t>
+      </w:r>
       <w:r>
         <w:rPr>
           <w:b/>
@@ -741,7 +1260,7 @@
           <w:szCs w:val="24"/>
           <w:lang w:val="ru-RU"/>
         </w:rPr>
-        <w:t>3</w:t>
+        <w:t xml:space="preserve">. </w:t>
       </w:r>
       <w:r>
         <w:rPr>
@@ -751,35 +1270,166 @@
           <w:szCs w:val="24"/>
           <w:lang w:val="ru-RU"/>
         </w:rPr>
-        <w:t xml:space="preserve">. </w:t>
-      </w:r>
-      <w:r>
+        <w:t>Виды привязок</w:t>
+      </w:r>
+    </w:p>
+    <w:p>
+      <w:pPr>
+        <w:jc w:val="center"/>
         <w:rPr>
           <w:b/>
           <w:bCs/>
-          <w:sz w:val="32"/>
-          <w:szCs w:val="24"/>
-          <w:lang w:val="ru-RU"/>
-        </w:rPr>
-        <w:t>Виды привязок</w:t>
+          <w:lang w:val="ru-RU"/>
+        </w:rPr>
+      </w:pPr>
+      <w:r>
+        <w:rPr>
+          <w:b/>
+          <w:bCs/>
+          <w:lang w:val="ru-RU"/>
+        </w:rPr>
+        <w:t>3.1 Привязка по умолчанию</w:t>
       </w:r>
     </w:p>
     <w:p>
       <w:pPr>
-        <w:jc w:val="center"/>
-        <w:rPr>
-          <w:b/>
-          <w:bCs/>
-          <w:lang w:val="ru-RU"/>
-        </w:rPr>
-      </w:pPr>
-      <w:r>
-        <w:rPr>
-          <w:b/>
-          <w:bCs/>
-          <w:lang w:val="ru-RU"/>
-        </w:rPr>
-        <w:t>3.1 Привязка по умолчанию</w:t>
+        <w:rPr>
+          <w:lang w:val="ru-RU"/>
+        </w:rPr>
+      </w:pPr>
+      <w:r>
+        <w:rPr>
+          <w:lang w:val="ru-RU"/>
+        </w:rPr>
+        <w:t xml:space="preserve">Механизм: для </w:t>
+      </w:r>
+      <w:proofErr w:type="spellStart"/>
+      <w:r>
+        <w:t>TextBox</w:t>
+      </w:r>
+      <w:proofErr w:type="spellEnd"/>
+      <w:r>
+        <w:rPr>
+          <w:lang w:val="ru-RU"/>
+        </w:rPr>
+        <w:t xml:space="preserve"> по умолчанию используется </w:t>
+      </w:r>
+      <w:r>
+        <w:t>Mode</w:t>
+      </w:r>
+      <w:r>
+        <w:rPr>
+          <w:lang w:val="ru-RU"/>
+        </w:rPr>
+        <w:t>=</w:t>
+      </w:r>
+      <w:proofErr w:type="spellStart"/>
+      <w:r>
+        <w:t>TwoWay</w:t>
+      </w:r>
+      <w:proofErr w:type="spellEnd"/>
+      <w:r>
+        <w:rPr>
+          <w:lang w:val="ru-RU"/>
+        </w:rPr>
+        <w:t xml:space="preserve"> и </w:t>
+      </w:r>
+      <w:proofErr w:type="spellStart"/>
+      <w:r>
+        <w:t>UpdateSourceTrigger</w:t>
+      </w:r>
+      <w:proofErr w:type="spellEnd"/>
+      <w:r>
+        <w:rPr>
+          <w:lang w:val="ru-RU"/>
+        </w:rPr>
+        <w:t>=</w:t>
+      </w:r>
+      <w:proofErr w:type="spellStart"/>
+      <w:r>
+        <w:t>LostFocus</w:t>
+      </w:r>
+      <w:proofErr w:type="spellEnd"/>
+      <w:r>
+        <w:rPr>
+          <w:lang w:val="ru-RU"/>
+        </w:rPr>
+        <w:t xml:space="preserve">. Значение из источника отображается в элементе; при изменении текста пользователем источник обновляется только при потере фокуса элементом (клик вне поля или переход на другой контрол). Прямая привязка к свойству окна выполняется через </w:t>
+      </w:r>
+      <w:proofErr w:type="spellStart"/>
+      <w:r>
+        <w:t>RelativeSource</w:t>
+      </w:r>
+      <w:proofErr w:type="spellEnd"/>
+      <w:r>
+        <w:rPr>
+          <w:lang w:val="ru-RU"/>
+        </w:rPr>
+        <w:t xml:space="preserve"> </w:t>
+      </w:r>
+      <w:proofErr w:type="spellStart"/>
+      <w:r>
+        <w:t>AncestorType</w:t>
+      </w:r>
+      <w:proofErr w:type="spellEnd"/>
+      <w:r>
+        <w:rPr>
+          <w:lang w:val="ru-RU"/>
+        </w:rPr>
+        <w:t>=</w:t>
+      </w:r>
+      <w:r>
+        <w:t>Window</w:t>
+      </w:r>
+      <w:r>
+        <w:rPr>
+          <w:lang w:val="ru-RU"/>
+        </w:rPr>
+        <w:t xml:space="preserve">; привязка через </w:t>
+      </w:r>
+      <w:proofErr w:type="spellStart"/>
+      <w:r>
+        <w:t>ViewModel</w:t>
+      </w:r>
+      <w:proofErr w:type="spellEnd"/>
+      <w:r>
+        <w:rPr>
+          <w:lang w:val="ru-RU"/>
+        </w:rPr>
+        <w:t xml:space="preserve"> — к свойству </w:t>
+      </w:r>
+      <w:proofErr w:type="spellStart"/>
+      <w:r>
+        <w:t>ViewModelText</w:t>
+      </w:r>
+      <w:proofErr w:type="spellEnd"/>
+      <w:r>
+        <w:rPr>
+          <w:lang w:val="ru-RU"/>
+        </w:rPr>
+        <w:t xml:space="preserve">, </w:t>
+      </w:r>
+      <w:proofErr w:type="spellStart"/>
+      <w:r>
+        <w:t>DataSource</w:t>
+      </w:r>
+      <w:proofErr w:type="spellEnd"/>
+      <w:r>
+        <w:rPr>
+          <w:lang w:val="ru-RU"/>
+        </w:rPr>
+        <w:t xml:space="preserve"> задаётся через </w:t>
+      </w:r>
+      <w:proofErr w:type="spellStart"/>
+      <w:r>
+        <w:t>DataContext</w:t>
+      </w:r>
+      <w:proofErr w:type="spellEnd"/>
+      <w:r>
+        <w:rPr>
+          <w:lang w:val="ru-RU"/>
+        </w:rPr>
+        <w:t xml:space="preserve"> представления.</w:t>
       </w:r>
     </w:p>
     <w:p>
@@ -788,140 +1438,6 @@
           <w:lang w:val="ru-RU"/>
         </w:rPr>
       </w:pPr>
-      <w:r>
-        <w:rPr>
-          <w:lang w:val="ru-RU"/>
-        </w:rPr>
-        <w:t xml:space="preserve">Механизм: для </w:t>
-      </w:r>
-      <w:proofErr w:type="spellStart"/>
-      <w:r>
-        <w:t>TextBox</w:t>
-      </w:r>
-      <w:proofErr w:type="spellEnd"/>
-      <w:r>
-        <w:rPr>
-          <w:lang w:val="ru-RU"/>
-        </w:rPr>
-        <w:t xml:space="preserve"> по умолчанию используется </w:t>
-      </w:r>
-      <w:r>
-        <w:t>Mode</w:t>
-      </w:r>
-      <w:r>
-        <w:rPr>
-          <w:lang w:val="ru-RU"/>
-        </w:rPr>
-        <w:t>=</w:t>
-      </w:r>
-      <w:proofErr w:type="spellStart"/>
-      <w:r>
-        <w:t>TwoWay</w:t>
-      </w:r>
-      <w:proofErr w:type="spellEnd"/>
-      <w:r>
-        <w:rPr>
-          <w:lang w:val="ru-RU"/>
-        </w:rPr>
-        <w:t xml:space="preserve"> и </w:t>
-      </w:r>
-      <w:proofErr w:type="spellStart"/>
-      <w:r>
-        <w:t>UpdateSourceTrigger</w:t>
-      </w:r>
-      <w:proofErr w:type="spellEnd"/>
-      <w:r>
-        <w:rPr>
-          <w:lang w:val="ru-RU"/>
-        </w:rPr>
-        <w:t>=</w:t>
-      </w:r>
-      <w:proofErr w:type="spellStart"/>
-      <w:r>
-        <w:t>LostFocus</w:t>
-      </w:r>
-      <w:proofErr w:type="spellEnd"/>
-      <w:r>
-        <w:rPr>
-          <w:lang w:val="ru-RU"/>
-        </w:rPr>
-        <w:t xml:space="preserve">. Значение из источника отображается в элементе; при изменении текста пользователем источник обновляется только при потере фокуса элементом (клик вне поля или переход на другой контрол). Прямая привязка к свойству окна выполняется через </w:t>
-      </w:r>
-      <w:proofErr w:type="spellStart"/>
-      <w:r>
-        <w:t>RelativeSource</w:t>
-      </w:r>
-      <w:proofErr w:type="spellEnd"/>
-      <w:r>
-        <w:rPr>
-          <w:lang w:val="ru-RU"/>
-        </w:rPr>
-        <w:t xml:space="preserve"> </w:t>
-      </w:r>
-      <w:proofErr w:type="spellStart"/>
-      <w:r>
-        <w:t>AncestorType</w:t>
-      </w:r>
-      <w:proofErr w:type="spellEnd"/>
-      <w:r>
-        <w:rPr>
-          <w:lang w:val="ru-RU"/>
-        </w:rPr>
-        <w:t>=</w:t>
-      </w:r>
-      <w:r>
-        <w:t>Window</w:t>
-      </w:r>
-      <w:r>
-        <w:rPr>
-          <w:lang w:val="ru-RU"/>
-        </w:rPr>
-        <w:t xml:space="preserve">; привязка через </w:t>
-      </w:r>
-      <w:proofErr w:type="spellStart"/>
-      <w:r>
-        <w:t>ViewModel</w:t>
-      </w:r>
-      <w:proofErr w:type="spellEnd"/>
-      <w:r>
-        <w:rPr>
-          <w:lang w:val="ru-RU"/>
-        </w:rPr>
-        <w:t xml:space="preserve"> — к свойству </w:t>
-      </w:r>
-      <w:proofErr w:type="spellStart"/>
-      <w:r>
-        <w:t>ViewModelText</w:t>
-      </w:r>
-      <w:proofErr w:type="spellEnd"/>
-      <w:r>
-        <w:rPr>
-          <w:lang w:val="ru-RU"/>
-        </w:rPr>
-        <w:t xml:space="preserve">, </w:t>
-      </w:r>
-      <w:proofErr w:type="spellStart"/>
-      <w:r>
-        <w:t>DataSource</w:t>
-      </w:r>
-      <w:proofErr w:type="spellEnd"/>
-      <w:r>
-        <w:rPr>
-          <w:lang w:val="ru-RU"/>
-        </w:rPr>
-        <w:t xml:space="preserve"> задаётся через </w:t>
-      </w:r>
-      <w:proofErr w:type="spellStart"/>
-      <w:r>
-        <w:t>DataContext</w:t>
-      </w:r>
-      <w:proofErr w:type="spellEnd"/>
-      <w:r>
-        <w:rPr>
-          <w:lang w:val="ru-RU"/>
-        </w:rPr>
-        <w:t xml:space="preserve"> представления.</w:t>
-      </w:r>
     </w:p>
     <w:p>
       <w:pPr>
@@ -939,13 +1455,6 @@
     </w:p>
     <w:p>
       <w:pPr>
-        <w:rPr>
-          <w:lang w:val="ru-RU"/>
-        </w:rPr>
-      </w:pPr>
-    </w:p>
-    <w:p>
-      <w:pPr>
         <w:ind w:firstLine="0"/>
         <w:jc w:val="center"/>
         <w:rPr>
@@ -954,6 +1463,7 @@
       </w:pPr>
       <w:r>
         <w:rPr>
+          <w:noProof/>
           <w:lang w:val="ru-RU"/>
         </w:rPr>
         <w:lastRenderedPageBreak/>
@@ -1335,6 +1845,7 @@
       </w:pPr>
       <w:r>
         <w:rPr>
+          <w:noProof/>
           <w:lang w:val="ru-RU"/>
         </w:rPr>
         <w:drawing>
@@ -1578,6 +2089,7 @@
       </w:r>
       <w:r>
         <w:rPr>
+          <w:noProof/>
           <w:lang w:val="ru-RU"/>
         </w:rPr>
         <w:drawing>
